--- a/livrables/lecons/enneagramme/2026-06-17_lecon-enneagramme_03_trois-centres-intelligence.docx
+++ b/livrables/lecons/enneagramme/2026-06-17_lecon-enneagramme_03_trois-centres-intelligence.docx
@@ -289,7 +289,18 @@
           <w:sz w:val="22"/>
           <w:szCs w:val="22"/>
         </w:rPr>
-        <w:t xml:space="preserve">G. I. Gurdjieff (1866-1949) est le premier à formaliser la coexistence de trois «cerveaux» chez l'être humain : le corps (instinct/mouvement), le cœur (émotions) et la tête (intellect). Il les considère comme trois sources d'intelligence distinctes, chacune pouvant fonctionner indépendamment ou en harmonie.</w:t>
+        <w:t xml:space="preserve">G. I. Gurdjieff (c. 1866 – 1949, l'année de naissance étant incertaine : la page d'Integrative9 listée ci-dessous écrit « George Ivanovich Gurdjieff » avec un « c. » devant 1866) est le premier à formaliser la coexistence de trois «cerveaux» chez l'être humain : le corps (instinct/mouvement), le cœur (émotions) et la tête (intellect). Il les considère comme trois sources d'intelligence distinctes, chacune pouvant fonctionner indépendamment ou en harmonie.</w:t>
+      </w:r>
+      <w:r>
+        <w:rPr>
+          <w:rFonts w:ascii="Times New Roman" w:cs="Times New Roman" w:eastAsia="Times New Roman" w:hAnsi="Times New Roman"/>
+          <w:i/>
+          <w:iCs/>
+          <w:color w:val="6B7280"/>
+          <w:sz w:val="18"/>
+          <w:szCs w:val="18"/>
+        </w:rPr>
+        <w:t xml:space="preserve"> [Corrigé le 09/10/2026 : la leçon écrivait « (1866-1949) » sans réserve. La page d'Integrative9, listée, écrit « c. 1866 – 1949 » : le circa est de la source, pas de la leçon, et il a été perdu en recopiant]</w:t>
       </w:r>
     </w:p>
     <w:p>
@@ -321,7 +332,18 @@
           <w:sz w:val="22"/>
           <w:szCs w:val="22"/>
         </w:rPr>
-        <w:t xml:space="preserve">Riso &amp; Hudson (Enneagram Institute) synthétisent et popularisent le modèle des triades avec leur concept des «niveaux de développement» superposé aux centres.</w:t>
+        <w:t xml:space="preserve">Riso &amp; Hudson (Enneagram Institute) synthétisent et popularisent le modèle des triades avec leur concept des «niveaux de développement» superposé aux centres. ⚠️ Cette attribution n'est pas vérifiable sur les sources de CETTE leçon : des dix adresses listées, aucune de celles qui répondent ne porte l'expression, et la page d'accueil de l'Enneagram Institute ne rend que 2 777 caractères de coquille. Le concept est en revanche attesté sur la page dédiée du même site, listée et lue dans la leçon n°14 de ce parcours.</w:t>
+      </w:r>
+      <w:r>
+        <w:rPr>
+          <w:rFonts w:ascii="Times New Roman" w:cs="Times New Roman" w:eastAsia="Times New Roman" w:hAnsi="Times New Roman"/>
+          <w:i/>
+          <w:iCs/>
+          <w:color w:val="6B7280"/>
+          <w:sz w:val="18"/>
+          <w:szCs w:val="18"/>
+        </w:rPr>
+        <w:t xml:space="preserve"> [Corrigé le 09/10/2026 : `controle_attributions` classait cette attribution « NON VERIFIABLE », parce que les pages qui auraient pu la porter sont justement celles qui ne répondent pas, ou des pages d'accueil. La réserve est maintenant écrite, et le renvoi est fait vers la leçon où la page dédiée a été réellement lue]</w:t>
       </w:r>
     </w:p>
     <w:p>
@@ -353,7 +375,7 @@
           <w:sz w:val="22"/>
           <w:szCs w:val="22"/>
         </w:rPr>
-        <w:t xml:space="preserve">« Les neuf types sont organisés en trois triades, chacune associée à un centre d'intelligence — instinctif, émotionnel ou mental — et à une émotion fondamentale qui colore la vision du monde de ces types. »</w:t>
+        <w:t xml:space="preserve">Lecture de la leçon, NON citée : les neuf types sont organisés en trois triades, chacune associée à un centre d'intelligence — instinctif, émotionnel ou mental — et à une émotion fondamentale qui colore la vision du monde de ces types.</w:t>
       </w:r>
       <w:r>
         <w:rPr>
@@ -362,7 +384,18 @@
           <w:sz w:val="20"/>
           <w:szCs w:val="20"/>
         </w:rPr>
-        <w:t xml:space="preserve">  — Riso &amp; Hudson, « Personality Types » (1987)</w:t>
+        <w:t xml:space="preserve">  — reformulation d'après Riso &amp; Hudson, Personality Types (1987), ouvrage dont la page Wikipedia listée atteste la parution (« Don Richard Riso (1987) ») et dont le texte n'a pas été consulté ; la structure énoncée, elle, se lit sur la page d'Ennéagramme Pratique listée ci-dessous</w:t>
+      </w:r>
+      <w:r>
+        <w:rPr>
+          <w:rFonts w:ascii="Times New Roman" w:cs="Times New Roman" w:eastAsia="Times New Roman" w:hAnsi="Times New Roman"/>
+          <w:i/>
+          <w:iCs/>
+          <w:color w:val="6B7280"/>
+          <w:sz w:val="18"/>
+          <w:szCs w:val="18"/>
+        </w:rPr>
+        <w:t xml:space="preserve"> [Corrigé le 09/10/2026 : phrase française entre guillemets prêtée à un ouvrage anglais de 1987 dont le texte n'a pas été ouvert, et absente des pages lisibles. ⚠️ `controle_attributions` ne la signalait PAS comme bloquante : la passe ㉖ ne déclenche que si un DOMAINE est nommé à côté de la citation, et ici l'attribution désignait un livre. Même mécanique que les quatre citations de la leçon n°06]</w:t>
       </w:r>
     </w:p>
     <w:p>
@@ -427,7 +460,18 @@
           <w:sz w:val="22"/>
           <w:szCs w:val="22"/>
         </w:rPr>
-        <w:t xml:space="preserve">Cerveau associé : reptilien (tronc cérébral) — réactions rapides, réflexes, sens de la frontière.</w:t>
+        <w:t xml:space="preserve">Cerveau associé : reptilien (tronc cérébral) — réactions rapides, réflexes, sens de la frontière. La page de Dixit Ennéagramme listée ci-dessous écrit que ce centre « est lié au cerveau reptilien, qui nous renvoie à nos instincts », et que le centre mental est lié au néocortex.</w:t>
+      </w:r>
+      <w:r>
+        <w:rPr>
+          <w:rFonts w:ascii="Times New Roman" w:cs="Times New Roman" w:eastAsia="Times New Roman" w:hAnsi="Times New Roman"/>
+          <w:i/>
+          <w:iCs/>
+          <w:color w:val="6B7280"/>
+          <w:sz w:val="18"/>
+          <w:szCs w:val="18"/>
+        </w:rPr>
+        <w:t xml:space="preserve"> [Corrigé le 09/10/2026 : le rattachement des trois centres à trois structures cérébrales n'était attribué à personne. Il se lit sur une page listée, celle de Dixit Ennéagramme, désormais citée]</w:t>
       </w:r>
     </w:p>
     <w:p>
@@ -1104,7 +1148,18 @@
           <w:sz w:val="26"/>
           <w:szCs w:val="26"/>
         </w:rPr>
-        <w:t xml:space="preserve">Hiérarchie interne : dominant / support / réprimé</w:t>
+        <w:t xml:space="preserve">Hiérarchie interne : dominant / support / réprimé — les trois définitions qui suivent se lisent sur la page d'Ennéagramme Pratique listée ci-dessous, qui écrit du centre réprimé qu'il est le moins sollicité, « perçu comme dangereux, ou source potentielle de souffrance »</w:t>
+      </w:r>
+      <w:r>
+        <w:rPr>
+          <w:rFonts w:ascii="Times New Roman" w:cs="Times New Roman" w:eastAsia="Times New Roman" w:hAnsi="Times New Roman"/>
+          <w:i/>
+          <w:iCs/>
+          <w:color w:val="6B7280"/>
+          <w:sz w:val="18"/>
+          <w:szCs w:val="18"/>
+        </w:rPr>
+        <w:t xml:space="preserve"> [Corrigé le 09/10/2026 : les trois définitions étaient données sans source ; elles sont sur une page listée, désormais citée]</w:t>
       </w:r>
     </w:p>
     <w:p>
@@ -1215,7 +1270,18 @@
           <w:sz w:val="22"/>
           <w:szCs w:val="22"/>
         </w:rPr>
-        <w:t xml:space="preserve">Exemple : le Type 3 (Émotionnel) est paradoxalement déconnecté de ses propres émotions — il les court-circuite au profit de la performance. Son centre émotionnel est dominant mais dysfonctionnel.</w:t>
+        <w:t xml:space="preserve">Exemple : le Type 3 (Émotionnel) est paradoxalement déconnecté de ses propres émotions — il les court-circuite au profit de la performance. Son centre émotionnel est dominant mais dysfonctionnel. La page d'Ennéagramme Pratique listée ci-dessous le dit des trois types du milieu de chaque triade : « Le point 3 est le moins émotif des types de cœur, le point 6 le moins têtu des types de tête et le point 9 le moins viscéral des types instinctifs. » C'est pourquoi le tableau ci-dessous porte, pour les types 3 et 9, le même centre en dominant et en réprimé — ce n'est pas une coquille. ⚠️ La colonne « centre réprimé » n'est en revanche pas sourcée ligne à ligne, et elle est incohérente avec elle-même : le type 6, qui est dans le même cas que 3 et 9 d'après la phrase ci-dessus, y reçoit l'instinctif.</w:t>
+      </w:r>
+      <w:r>
+        <w:rPr>
+          <w:rFonts w:ascii="Times New Roman" w:cs="Times New Roman" w:eastAsia="Times New Roman" w:hAnsi="Times New Roman"/>
+          <w:i/>
+          <w:iCs/>
+          <w:color w:val="6B7280"/>
+          <w:sz w:val="18"/>
+          <w:szCs w:val="18"/>
+        </w:rPr>
+        <w:t xml:space="preserve"> [Corrigé le 09/10/2026 : ajout de la phrase que la page listée écrit littéralement. Elle lève une apparente contradiction du tableau — pour les types 3 et 9, dominant et réprimé sont le même centre — et en révèle une vraie : le type 6 est traité différemment de 3 et 9 sans raison énoncée. Je n'ai pas modifié la colonne, faute d'une source ligne à ligne : la corriger de ma main serait remplacer une affirmation non sourcée par une autre]</w:t>
       </w:r>
     </w:p>
     <w:p>
@@ -3392,18 +3458,26 @@
         </w:numPr>
         <w:spacing w:after="40" w:before="40"/>
       </w:pPr>
-      <w:hyperlink w:history="1" r:id="rIdrl2jodiy_lwrdgkt7q4to">
-        <w:r>
-          <w:rPr>
-            <w:rFonts w:ascii="Times New Roman" w:cs="Times New Roman" w:eastAsia="Times New Roman" w:hAnsi="Times New Roman"/>
-            <w:color w:val="1155CC"/>
-            <w:sz w:val="22"/>
-            <w:szCs w:val="22"/>
-            <w:u w:val="single"/>
-          </w:rPr>
-          <w:t xml:space="preserve">Enneade.lu — L'Ennéagramme et ses 3 centres</w:t>
-        </w:r>
-      </w:hyperlink>
+      <w:r>
+        <w:rPr>
+          <w:rFonts w:ascii="Times New Roman" w:cs="Times New Roman" w:eastAsia="Times New Roman" w:hAnsi="Times New Roman"/>
+          <w:color w:val="1F2937"/>
+          <w:sz w:val="22"/>
+          <w:szCs w:val="22"/>
+        </w:rPr>
+        <w:t xml:space="preserve">Enneade.lu — L'Ennéagramme et ses 3 centres — ⛔ LIEN MORT (enneade.lu/lenneagramme-et-ses-3-centres/ : aucune connexion, HTTP 000, 0 octet, vérifié deux fois le 09/10/2026). Lien retiré, adresse conservée.</w:t>
+      </w:r>
+      <w:r>
+        <w:rPr>
+          <w:rFonts w:ascii="Times New Roman" w:cs="Times New Roman" w:eastAsia="Times New Roman" w:hAnsi="Times New Roman"/>
+          <w:i/>
+          <w:iCs/>
+          <w:color w:val="6B7280"/>
+          <w:sz w:val="18"/>
+          <w:szCs w:val="18"/>
+        </w:rPr>
+        <w:t xml:space="preserve"> [Corrigé le 09/10/2026 : ressource listée et cliquable alors que le domaine ne répond plus du tout. ⚠️ La passe A6 de `controle_attributions` ne cherche que les 404 et 410 : elle affichait « LIENS MORTS : aucun ». Un HTTP 000 lui est invisible. L'hyperlien est retiré pour que le lecteur ne clique pas dans le vide, et l'adresse reste en clair pour garder la trace]</w:t>
+      </w:r>
     </w:p>
     <w:p>
       <w:pPr>
@@ -3423,9 +3497,20 @@
             <w:szCs w:val="22"/>
             <w:u w:val="single"/>
           </w:rPr>
-          <w:t xml:space="preserve">Gurdjieff and the Enneagram — Center for Action and Contemplation</w:t>
+          <w:t xml:space="preserve">Gurdjieff and the Enneagram — Center for Action and Contemplation — ⚠️ page vivante mais inaccessible en lecture automatique (HTTP 403, 58 caractères rendus, vérifié le 09/10/2026) : le lien fonctionne dans un navigateur, rien n'en a été repris ici</w:t>
         </w:r>
       </w:hyperlink>
+      <w:r>
+        <w:rPr>
+          <w:rFonts w:ascii="Times New Roman" w:cs="Times New Roman" w:eastAsia="Times New Roman" w:hAnsi="Times New Roman"/>
+          <w:i/>
+          <w:iCs/>
+          <w:color w:val="6B7280"/>
+          <w:sz w:val="18"/>
+          <w:szCs w:val="18"/>
+        </w:rPr>
+        <w:t xml:space="preserve"> [Corrigé le 09/10/2026 : ni morte ni lue : déclarée pour ce qu'elle est]</w:t>
+      </w:r>
     </w:p>
     <w:p>
       <w:pPr>
@@ -3436,18 +3521,26 @@
         </w:numPr>
         <w:spacing w:after="40" w:before="40"/>
       </w:pPr>
-      <w:hyperlink w:history="1" r:id="rId3lsseghdjoh_pyb_7oer4">
-        <w:r>
-          <w:rPr>
-            <w:rFonts w:ascii="Times New Roman" w:cs="Times New Roman" w:eastAsia="Times New Roman" w:hAnsi="Times New Roman"/>
-            <w:color w:val="1155CC"/>
-            <w:sz w:val="22"/>
-            <w:szCs w:val="22"/>
-            <w:u w:val="single"/>
-          </w:rPr>
-          <w:t xml:space="preserve">Psychologie Ennéagramme — Notre modèle (Naranjo, Riso-Hudson)</w:t>
-        </w:r>
-      </w:hyperlink>
+      <w:r>
+        <w:rPr>
+          <w:rFonts w:ascii="Times New Roman" w:cs="Times New Roman" w:eastAsia="Times New Roman" w:hAnsi="Times New Roman"/>
+          <w:color w:val="1F2937"/>
+          <w:sz w:val="22"/>
+          <w:szCs w:val="22"/>
+        </w:rPr>
+        <w:t xml:space="preserve">Psychologie Ennéagramme — Notre modèle (Naranjo, Riso-Hudson) — ⛔ LIEN MORT (psychologie-enneagramme.fr/notre-modele/ : aucune connexion, HTTP 000, 0 octet, vérifié deux fois le 09/10/2026). Lien retiré, adresse conservée.</w:t>
+      </w:r>
+      <w:r>
+        <w:rPr>
+          <w:rFonts w:ascii="Times New Roman" w:cs="Times New Roman" w:eastAsia="Times New Roman" w:hAnsi="Times New Roman"/>
+          <w:i/>
+          <w:iCs/>
+          <w:color w:val="6B7280"/>
+          <w:sz w:val="18"/>
+          <w:szCs w:val="18"/>
+        </w:rPr>
+        <w:t xml:space="preserve"> [Corrigé le 09/10/2026 : même cas, et c'est la page qui portait l'attribution du modèle à Naranjo et Riso-Hudson : l'attribution du paragraphe « niveaux de développement » reposait sur une source qui ne répond plus]</w:t>
+      </w:r>
     </w:p>
     <w:p>
       <w:pPr>
@@ -3521,9 +3614,20 @@
             <w:szCs w:val="22"/>
             <w:u w:val="single"/>
           </w:rPr>
-          <w:t xml:space="preserve">Enneagram Institute — Riso &amp; Hudson (descriptions de référence)</w:t>
+          <w:t xml:space="preserve">Enneagram Institute — page d'accueil du site (Riso &amp; Hudson) — ⚠️ adresse de SITE et non de page : elle ne rend que 2 777 caractères de coquille, et rien du contenu annoncé</w:t>
         </w:r>
       </w:hyperlink>
+      <w:r>
+        <w:rPr>
+          <w:rFonts w:ascii="Times New Roman" w:cs="Times New Roman" w:eastAsia="Times New Roman" w:hAnsi="Times New Roman"/>
+          <w:i/>
+          <w:iCs/>
+          <w:color w:val="6B7280"/>
+          <w:sz w:val="18"/>
+          <w:szCs w:val="18"/>
+        </w:rPr>
+        <w:t xml:space="preserve"> [Corrigé le 09/10/2026 : l'étiquette annonçait des « descriptions de référence » sur une page d'accueil qui n'en porte aucune. C'est le défaut que `controle_attributions` appelle « attribution au SITE NU »]</w:t>
+      </w:r>
     </w:p>
     <w:p>
       <w:pPr>
@@ -3543,9 +3647,20 @@
             <w:szCs w:val="22"/>
             <w:u w:val="single"/>
           </w:rPr>
-          <w:t xml:space="preserve">The Narrative Enneagram — Approche Palmer (observation des centres en panneaux)</w:t>
+          <w:t xml:space="preserve">The Narrative Enneagram — page d'accueil du site (approche Palmer) — ⚠️ adresse de SITE et non de page : 3 234 caractères, et rien sur l'observation des centres en panneaux</w:t>
         </w:r>
       </w:hyperlink>
+      <w:r>
+        <w:rPr>
+          <w:rFonts w:ascii="Times New Roman" w:cs="Times New Roman" w:eastAsia="Times New Roman" w:hAnsi="Times New Roman"/>
+          <w:i/>
+          <w:iCs/>
+          <w:color w:val="6B7280"/>
+          <w:sz w:val="18"/>
+          <w:szCs w:val="18"/>
+        </w:rPr>
+        <w:t xml:space="preserve"> [Corrigé le 09/10/2026 : même défaut. À noter pour le parcours : cette adresse était listée ici dès le 17/06/2026, et les leçons n°05 et n°09 ont attribué cette école sans source six semaines et deux mois et demi plus tard]</w:t>
+      </w:r>
     </w:p>
     <w:p>
       <w:pPr>
@@ -3647,6 +3762,261 @@
           <w:szCs w:val="18"/>
         </w:rPr>
         <w:t xml:space="preserve">— Fin de la leçon n°03 —</w:t>
+      </w:r>
+    </w:p>
+    <w:p>
+      <w:pPr>
+        <w:spacing w:after="100" w:before="100"/>
+      </w:pPr>
+      <w:r>
+        <w:rPr>
+          <w:rFonts w:ascii="Times New Roman" w:cs="Times New Roman" w:eastAsia="Times New Roman" w:hAnsi="Times New Roman"/>
+          <w:b/>
+          <w:bCs/>
+          <w:color w:val="1F2937"/>
+          <w:sz w:val="26"/>
+          <w:szCs w:val="26"/>
+        </w:rPr>
+        <w:t xml:space="preserve">📝 Journal des corrections</w:t>
+      </w:r>
+    </w:p>
+    <w:p>
+      <w:pPr>
+        <w:spacing w:after="100" w:before="100"/>
+      </w:pPr>
+      <w:r>
+        <w:rPr>
+          <w:rFonts w:ascii="Times New Roman" w:cs="Times New Roman" w:eastAsia="Times New Roman" w:hAnsi="Times New Roman"/>
+          <w:color w:val="6B7280"/>
+          <w:sz w:val="18"/>
+          <w:szCs w:val="18"/>
+        </w:rPr>
+        <w:t xml:space="preserve">Corrections du 09/10/2026, après relecture de la leçon et test des dix adresses listées. Le texte d'origine est conservé ici ; les corrections sont signalées dans le corps par un marqueur gris daté. Neuf points. La leçon a été produite le 17/06/2026 ; le contrôle commun ne la déclarait « 0 bloquant » que parce que ses trois pages illisibles l'empêchaient de conclure, et parce que sa citation fabriquée désignait un livre et non un site.</w:t>
+      </w:r>
+    </w:p>
+    <w:p>
+      <w:pPr>
+        <w:spacing w:after="100" w:before="100"/>
+      </w:pPr>
+      <w:r>
+        <w:rPr>
+          <w:rFonts w:ascii="Times New Roman" w:cs="Times New Roman" w:eastAsia="Times New Roman" w:hAnsi="Times New Roman"/>
+          <w:b/>
+          <w:bCs/>
+          <w:color w:val="1F2937"/>
+          <w:sz w:val="18"/>
+          <w:szCs w:val="18"/>
+        </w:rPr>
+        <w:t xml:space="preserve">Dates de Gurdjieff — </w:t>
+      </w:r>
+      <w:r>
+        <w:rPr>
+          <w:rFonts w:ascii="Times New Roman" w:cs="Times New Roman" w:eastAsia="Times New Roman" w:hAnsi="Times New Roman"/>
+          <w:color w:val="1F2937"/>
+          <w:sz w:val="18"/>
+          <w:szCs w:val="18"/>
+        </w:rPr>
+        <w:t xml:space="preserve">« G. I. Gurdjieff (1866-1949) » → « c. 1866 – 1949 », l'année de naissance étant donnée comme incertaine par la page d'Integrative9 listée. Le circa était celui de la source et avait été perdu.</w:t>
+      </w:r>
+    </w:p>
+    <w:p>
+      <w:pPr>
+        <w:spacing w:after="100" w:before="100"/>
+      </w:pPr>
+      <w:r>
+        <w:rPr>
+          <w:rFonts w:ascii="Times New Roman" w:cs="Times New Roman" w:eastAsia="Times New Roman" w:hAnsi="Times New Roman"/>
+          <w:b/>
+          <w:bCs/>
+          <w:color w:val="1F2937"/>
+          <w:sz w:val="18"/>
+          <w:szCs w:val="18"/>
+        </w:rPr>
+        <w:t xml:space="preserve">Niveaux de développement — </w:t>
+      </w:r>
+      <w:r>
+        <w:rPr>
+          <w:rFonts w:ascii="Times New Roman" w:cs="Times New Roman" w:eastAsia="Times New Roman" w:hAnsi="Times New Roman"/>
+          <w:color w:val="1F2937"/>
+          <w:sz w:val="18"/>
+          <w:szCs w:val="18"/>
+        </w:rPr>
+        <w:t xml:space="preserve">l'attribution à Riso &amp; Hudson était classée « NON VERIFIABLE » par le contrôle commun : des dix adresses listées, aucune de celles qui répondent ne porte l'expression. La réserve est écrite, avec renvoi à la leçon n°14 où la page dédiée a été lue.</w:t>
+      </w:r>
+    </w:p>
+    <w:p>
+      <w:pPr>
+        <w:spacing w:after="100" w:before="100"/>
+      </w:pPr>
+      <w:r>
+        <w:rPr>
+          <w:rFonts w:ascii="Times New Roman" w:cs="Times New Roman" w:eastAsia="Times New Roman" w:hAnsi="Times New Roman"/>
+          <w:b/>
+          <w:bCs/>
+          <w:color w:val="1F2937"/>
+          <w:sz w:val="18"/>
+          <w:szCs w:val="18"/>
+        </w:rPr>
+        <w:t xml:space="preserve">Citation prêtée à Personality Types (1987) — </w:t>
+      </w:r>
+      <w:r>
+        <w:rPr>
+          <w:rFonts w:ascii="Times New Roman" w:cs="Times New Roman" w:eastAsia="Times New Roman" w:hAnsi="Times New Roman"/>
+          <w:color w:val="1F2937"/>
+          <w:sz w:val="18"/>
+          <w:szCs w:val="18"/>
+        </w:rPr>
+        <w:t xml:space="preserve">« Les neuf types sont organisés en trois triades, chacune associée à un centre d'intelligence … et à une émotion fondamentale qui colore la vision du monde de ces types. » → lecture assumée par la leçon, sans guillemets ; l'ouvrage reste référencé et sa parution est attestée par Wikipedia. Le contrôle ne la signalait PAS comme bloquante : la passe ㉖ ne déclenche que sur un domaine, et l'attribution désignait un livre.</w:t>
+      </w:r>
+    </w:p>
+    <w:p>
+      <w:pPr>
+        <w:spacing w:after="100" w:before="100"/>
+      </w:pPr>
+      <w:r>
+        <w:rPr>
+          <w:rFonts w:ascii="Times New Roman" w:cs="Times New Roman" w:eastAsia="Times New Roman" w:hAnsi="Times New Roman"/>
+          <w:b/>
+          <w:bCs/>
+          <w:color w:val="1F2937"/>
+          <w:sz w:val="18"/>
+          <w:szCs w:val="18"/>
+        </w:rPr>
+        <w:t xml:space="preserve">Les trois cerveaux — </w:t>
+      </w:r>
+      <w:r>
+        <w:rPr>
+          <w:rFonts w:ascii="Times New Roman" w:cs="Times New Roman" w:eastAsia="Times New Roman" w:hAnsi="Times New Roman"/>
+          <w:color w:val="1F2937"/>
+          <w:sz w:val="18"/>
+          <w:szCs w:val="18"/>
+        </w:rPr>
+        <w:t xml:space="preserve">le rattachement des centres au reptilien, au limbique et au néocortex n'était attribué à personne : il se lit sur la page de Dixit Ennéagramme, désormais citée.</w:t>
+      </w:r>
+    </w:p>
+    <w:p>
+      <w:pPr>
+        <w:spacing w:after="100" w:before="100"/>
+      </w:pPr>
+      <w:r>
+        <w:rPr>
+          <w:rFonts w:ascii="Times New Roman" w:cs="Times New Roman" w:eastAsia="Times New Roman" w:hAnsi="Times New Roman"/>
+          <w:b/>
+          <w:bCs/>
+          <w:color w:val="1F2937"/>
+          <w:sz w:val="18"/>
+          <w:szCs w:val="18"/>
+        </w:rPr>
+        <w:t xml:space="preserve">Hiérarchie des centres — </w:t>
+      </w:r>
+      <w:r>
+        <w:rPr>
+          <w:rFonts w:ascii="Times New Roman" w:cs="Times New Roman" w:eastAsia="Times New Roman" w:hAnsi="Times New Roman"/>
+          <w:color w:val="1F2937"/>
+          <w:sz w:val="18"/>
+          <w:szCs w:val="18"/>
+        </w:rPr>
+        <w:t xml:space="preserve">les définitions de dominant / support / réprimé n'étaient pas sourcées : elles se lisent sur la page d'Ennéagramme Pratique, désormais citée.</w:t>
+      </w:r>
+    </w:p>
+    <w:p>
+      <w:pPr>
+        <w:spacing w:after="100" w:before="100"/>
+      </w:pPr>
+      <w:r>
+        <w:rPr>
+          <w:rFonts w:ascii="Times New Roman" w:cs="Times New Roman" w:eastAsia="Times New Roman" w:hAnsi="Times New Roman"/>
+          <w:b/>
+          <w:bCs/>
+          <w:color w:val="1F2937"/>
+          <w:sz w:val="18"/>
+          <w:szCs w:val="18"/>
+        </w:rPr>
+        <w:t xml:space="preserve">Paradoxe des types 3, 6 et 9 — </w:t>
+      </w:r>
+      <w:r>
+        <w:rPr>
+          <w:rFonts w:ascii="Times New Roman" w:cs="Times New Roman" w:eastAsia="Times New Roman" w:hAnsi="Times New Roman"/>
+          <w:color w:val="1F2937"/>
+          <w:sz w:val="18"/>
+          <w:szCs w:val="18"/>
+        </w:rPr>
+        <w:t xml:space="preserve">ajout de la phrase littérale de la page d'Ennéagramme Pratique — « Le point 3 est le moins émotif des types de cœur, le point 6 le moins têtu des types de tête et le point 9 le moins viscéral des types instinctifs. » Elle lève l'apparente contradiction du tableau (même centre en dominant et en réprimé pour 3 et 9) et en révèle une vraie : le type 6 y est traité autrement, sans raison énoncée. La colonne n'a PAS été modifiée, faute de source ligne à ligne.</w:t>
+      </w:r>
+    </w:p>
+    <w:p>
+      <w:pPr>
+        <w:spacing w:after="100" w:before="100"/>
+      </w:pPr>
+      <w:r>
+        <w:rPr>
+          <w:rFonts w:ascii="Times New Roman" w:cs="Times New Roman" w:eastAsia="Times New Roman" w:hAnsi="Times New Roman"/>
+          <w:b/>
+          <w:bCs/>
+          <w:color w:val="1F2937"/>
+          <w:sz w:val="18"/>
+          <w:szCs w:val="18"/>
+        </w:rPr>
+        <w:t xml:space="preserve">Deux ressources mortes — </w:t>
+      </w:r>
+      <w:r>
+        <w:rPr>
+          <w:rFonts w:ascii="Times New Roman" w:cs="Times New Roman" w:eastAsia="Times New Roman" w:hAnsi="Times New Roman"/>
+          <w:color w:val="1F2937"/>
+          <w:sz w:val="18"/>
+          <w:szCs w:val="18"/>
+        </w:rPr>
+        <w:t xml:space="preserve">enneade.lu/lenneagramme-et-ses-3-centres/ et psychologie-enneagramme.fr/notre-modele/ : aucune connexion, HTTP 000, 0 octet, vérifié deux fois le 09/10/2026. Hyperliens retirés, adresses conservées en clair. La passe A6 ne cherche que les 404 et 410 et affichait « LIENS MORTS : aucun ».</w:t>
+      </w:r>
+    </w:p>
+    <w:p>
+      <w:pPr>
+        <w:spacing w:after="100" w:before="100"/>
+      </w:pPr>
+      <w:r>
+        <w:rPr>
+          <w:rFonts w:ascii="Times New Roman" w:cs="Times New Roman" w:eastAsia="Times New Roman" w:hAnsi="Times New Roman"/>
+          <w:b/>
+          <w:bCs/>
+          <w:color w:val="1F2937"/>
+          <w:sz w:val="18"/>
+          <w:szCs w:val="18"/>
+        </w:rPr>
+        <w:t xml:space="preserve">Une ressource bloquée — </w:t>
+      </w:r>
+      <w:r>
+        <w:rPr>
+          <w:rFonts w:ascii="Times New Roman" w:cs="Times New Roman" w:eastAsia="Times New Roman" w:hAnsi="Times New Roman"/>
+          <w:color w:val="1F2937"/>
+          <w:sz w:val="18"/>
+          <w:szCs w:val="18"/>
+        </w:rPr>
+        <w:t xml:space="preserve">cac.org/daily-meditations/gurdjieff-and-the-enneagram-2020-03-02/ : HTTP 403, 58 caractères rendus. Vivante dans un navigateur, illisible en lecture automatique ; rien n'en a été repris.</w:t>
+      </w:r>
+    </w:p>
+    <w:p>
+      <w:pPr>
+        <w:spacing w:after="100" w:before="100"/>
+      </w:pPr>
+      <w:r>
+        <w:rPr>
+          <w:rFonts w:ascii="Times New Roman" w:cs="Times New Roman" w:eastAsia="Times New Roman" w:hAnsi="Times New Roman"/>
+          <w:b/>
+          <w:bCs/>
+          <w:color w:val="1F2937"/>
+          <w:sz w:val="18"/>
+          <w:szCs w:val="18"/>
+        </w:rPr>
+        <w:t xml:space="preserve">Deux adresses de site et non de page — </w:t>
+      </w:r>
+      <w:r>
+        <w:rPr>
+          <w:rFonts w:ascii="Times New Roman" w:cs="Times New Roman" w:eastAsia="Times New Roman" w:hAnsi="Times New Roman"/>
+          <w:color w:val="1F2937"/>
+          <w:sz w:val="18"/>
+          <w:szCs w:val="18"/>
+        </w:rPr>
+        <w:t xml:space="preserve">enneagraminstitute.com/ (2 777 car. de coquille) et thenarrativeenneagram.org/ (3 234 car.) étaient listées avec des étiquettes annonçant du contenu qu'elles ne portent pas.</w:t>
       </w:r>
     </w:p>
     <w:sectPr>
